--- a/tailored_resumes/remoteok-1137540.docx
+++ b/tailored_resumes/remoteok-1137540.docx
@@ -25,7 +25,7 @@
     </w:p>
     <w:p>
       <w:r>
-        <w:t>Technically proficient professional with a background in Electronics and Communication Engineering and a focus on data-driven problem solving. Experienced in utilizing Python, SQL, and Tableau to derive business insights and address complex technical challenges, with a strong foundation in digital fraud prevention and technical reliability.</w:t>
+        <w:t>Detail-oriented B.Tech graduate with foundational expertise in Python, SQL, and data analytics. Experienced in data visualization and business reporting through a Deloitte simulation using Tableau and Excel, alongside digital fraud prevention outreach. Eager to apply analytical and technical problem-solving skills to support technical account management and data insights.</w:t>
       </w:r>
     </w:p>
     <w:p>
@@ -38,7 +38,7 @@
     </w:p>
     <w:p>
       <w:r>
-        <w:t>Python, SQL, Tableau, Power BI, Database Design, Query Optimization, Excel, AI fundamentals</w:t>
+        <w:t>Python, SQL, Data Visualization, Tableau, Excel, Query Optimization, Database Design, AI fundamentals</w:t>
       </w:r>
     </w:p>
     <w:p>
@@ -62,7 +62,7 @@
         <w:pStyle w:val="ListBullet"/>
       </w:pPr>
       <w:r>
-        <w:t>Completed a Deloitte job simulation focused on data analysis and forensic technology to address complex technical and business challenges.</w:t>
+        <w:t>Executed data analysis and data classification using Excel to derive key business conclusions.</w:t>
       </w:r>
     </w:p>
     <w:p>
@@ -70,7 +70,7 @@
         <w:pStyle w:val="ListBullet"/>
       </w:pPr>
       <w:r>
-        <w:t>Utilized Excel to classify data and draw business conclusions, ensuring technical insights translate into actionable improvements.</w:t>
+        <w:t>Created interactive data dashboards utilizing Tableau to support visualization and reporting.</w:t>
       </w:r>
     </w:p>
     <w:p>
@@ -78,7 +78,7 @@
         <w:pStyle w:val="ListBullet"/>
       </w:pPr>
       <w:r>
-        <w:t>Created data dashboards using Tableau to visualize complex information and support data-driven decision-making.</w:t>
+        <w:t>Completed a data analytics job simulation with Deloitte Australia covering data analysis and forensic technology.</w:t>
       </w:r>
     </w:p>
     <w:p>
@@ -110,7 +110,7 @@
         <w:pStyle w:val="ListBullet"/>
       </w:pPr>
       <w:r>
-        <w:t>Led a community service project on digital frauds, raising awareness on phishing and cyber fraud prevention to build trust and promote safe technical practices.</w:t>
+        <w:t>Identified and resolved Clock Domain Crossing (CDC) issues in complex SoC designs to boost design reliability.</w:t>
       </w:r>
     </w:p>
     <w:p>
@@ -118,15 +118,7 @@
         <w:pStyle w:val="ListBullet"/>
       </w:pPr>
       <w:r>
-        <w:t>Identified and resolved complex technical issues in SoC designs through CDC verification, ensuring high design reliability and precision.</w:t>
-      </w:r>
-    </w:p>
-    <w:p>
-      <w:pPr>
-        <w:pStyle w:val="ListBullet"/>
-      </w:pPr>
-      <w:r>
-        <w:t>Implemented technical verification strategies using industry-standard tools to detect and mitigate risks in complex systems.</w:t>
+        <w:t>Conducted educational sessions and created materials focused on phishing, online scams, and digital fraud prevention.</w:t>
       </w:r>
     </w:p>
     <w:p>

--- a/tailored_resumes/remoteok-1137540.docx
+++ b/tailored_resumes/remoteok-1137540.docx
@@ -25,7 +25,7 @@
     </w:p>
     <w:p>
       <w:r>
-        <w:t>Detail-oriented B.Tech graduate with foundational expertise in Python, SQL, and data analytics. Experienced in data visualization and business reporting through a Deloitte simulation using Tableau and Excel, alongside digital fraud prevention outreach. Eager to apply analytical and technical problem-solving skills to support technical account management and data insights.</w:t>
+        <w:t>B.Tech graduate in Electronics and Communication Engineering with technical proficiency in Python, SQL, data analysis, and digital fraud awareness. Experienced in delivering data visualizations and analytical insights through simulated business and technology projects. Seeking to apply strong technical problem-solving capabilities and cross-functional communication to support customer-facing technical operations.</w:t>
       </w:r>
     </w:p>
     <w:p>
@@ -38,7 +38,7 @@
     </w:p>
     <w:p>
       <w:r>
-        <w:t>Python, SQL, Data Visualization, Tableau, Excel, Query Optimization, Database Design, AI fundamentals</w:t>
+        <w:t>Python, SQL, Data Visualization, Excel, Database Design, Tableau, AI fundamentals, Query Optimization</w:t>
       </w:r>
     </w:p>
     <w:p>
@@ -62,7 +62,7 @@
         <w:pStyle w:val="ListBullet"/>
       </w:pPr>
       <w:r>
-        <w:t>Executed data analysis and data classification using Excel to derive key business conclusions.</w:t>
+        <w:t>Leveraged Excel to classify complex datasets and derive actionable conclusions during a technical data analysis simulation.</w:t>
       </w:r>
     </w:p>
     <w:p>
@@ -70,7 +70,7 @@
         <w:pStyle w:val="ListBullet"/>
       </w:pPr>
       <w:r>
-        <w:t>Created interactive data dashboards utilizing Tableau to support visualization and reporting.</w:t>
+        <w:t>Built data dashboards in Tableau to analyze forensic technology data and present key business insights.</w:t>
       </w:r>
     </w:p>
     <w:p>
@@ -78,7 +78,7 @@
         <w:pStyle w:val="ListBullet"/>
       </w:pPr>
       <w:r>
-        <w:t>Completed a data analytics job simulation with Deloitte Australia covering data analysis and forensic technology.</w:t>
+        <w:t>Completed a structured job simulation focused on data-driven problem solving and technical analysis.</w:t>
       </w:r>
     </w:p>
     <w:p>
@@ -110,7 +110,7 @@
         <w:pStyle w:val="ListBullet"/>
       </w:pPr>
       <w:r>
-        <w:t>Identified and resolved Clock Domain Crossing (CDC) issues in complex SoC designs to boost design reliability.</w:t>
+        <w:t>Led sessions and created educational materials on digital frauds, phishing prevention, and online scam awareness.</w:t>
       </w:r>
     </w:p>
     <w:p>
@@ -118,7 +118,7 @@
         <w:pStyle w:val="ListBullet"/>
       </w:pPr>
       <w:r>
-        <w:t>Conducted educational sessions and created materials focused on phishing, online scams, and digital fraud prevention.</w:t>
+        <w:t>Analyzed and resolved technical Clock Domain Crossing (CDC) issues in SoC designs to ensure system reliability and mitigate performance risks.</w:t>
       </w:r>
     </w:p>
     <w:p>

--- a/tailored_resumes/remoteok-1137540.docx
+++ b/tailored_resumes/remoteok-1137540.docx
@@ -25,7 +25,7 @@
     </w:p>
     <w:p>
       <w:r>
-        <w:t>B.Tech graduate in Electronics and Communication Engineering with technical proficiency in Python, SQL, data analysis, and digital fraud awareness. Experienced in delivering data visualizations and analytical insights through simulated business and technology projects. Seeking to apply strong technical problem-solving capabilities and cross-functional communication to support customer-facing technical operations.</w:t>
+        <w:t>Technically proficient professional with a background in Electronics and Communication Engineering, specializing in Python, SQL, and data analytics. Proven ability to analyze complex data sets to draw business conclusions and communicate technical concepts effectively, with a strong foundation in AI and digital fraud prevention awareness.</w:t>
       </w:r>
     </w:p>
     <w:p>
@@ -38,7 +38,7 @@
     </w:p>
     <w:p>
       <w:r>
-        <w:t>Python, SQL, Data Visualization, Excel, Database Design, Tableau, AI fundamentals, Query Optimization</w:t>
+        <w:t>Python, SQL, Database Design, Query Optimization, Data Visualization, AI Fundamentals</w:t>
       </w:r>
     </w:p>
     <w:p>
@@ -62,7 +62,7 @@
         <w:pStyle w:val="ListBullet"/>
       </w:pPr>
       <w:r>
-        <w:t>Leveraged Excel to classify complex datasets and derive actionable conclusions during a technical data analysis simulation.</w:t>
+        <w:t>Completed a technical job simulation involving data analysis and forensic technology to support business decision-making.</w:t>
       </w:r>
     </w:p>
     <w:p>
@@ -70,7 +70,7 @@
         <w:pStyle w:val="ListBullet"/>
       </w:pPr>
       <w:r>
-        <w:t>Built data dashboards in Tableau to analyze forensic technology data and present key business insights.</w:t>
+        <w:t>Developed a data dashboard using Tableau to visualize complex technical insights and trends.</w:t>
       </w:r>
     </w:p>
     <w:p>
@@ -78,7 +78,7 @@
         <w:pStyle w:val="ListBullet"/>
       </w:pPr>
       <w:r>
-        <w:t>Completed a structured job simulation focused on data-driven problem solving and technical analysis.</w:t>
+        <w:t>Utilized Excel to classify data and draw actionable business conclusions for forensic technology applications.</w:t>
       </w:r>
     </w:p>
     <w:p>
@@ -110,7 +110,7 @@
         <w:pStyle w:val="ListBullet"/>
       </w:pPr>
       <w:r>
-        <w:t>Led sessions and created educational materials on digital frauds, phishing prevention, and online scam awareness.</w:t>
+        <w:t>Identified and resolved complex technical issues in SoC designs, ensuring high reliability through rigorous verification strategies.</w:t>
       </w:r>
     </w:p>
     <w:p>
@@ -118,7 +118,15 @@
         <w:pStyle w:val="ListBullet"/>
       </w:pPr>
       <w:r>
-        <w:t>Analyzed and resolved technical Clock Domain Crossing (CDC) issues in SoC designs to ensure system reliability and mitigate performance risks.</w:t>
+        <w:t>Led a community initiative on digital fraud prevention, translating technical risks like phishing and cyber scams into actionable safety practices.</w:t>
+      </w:r>
+    </w:p>
+    <w:p>
+      <w:pPr>
+        <w:pStyle w:val="ListBullet"/>
+      </w:pPr>
+      <w:r>
+        <w:t>Implemented verification strategies using industry-standard tools to detect and mitigate technical risks in hardware designs.</w:t>
       </w:r>
     </w:p>
     <w:p>

--- a/tailored_resumes/remoteok-1137540.docx
+++ b/tailored_resumes/remoteok-1137540.docx
@@ -25,7 +25,7 @@
     </w:p>
     <w:p>
       <w:r>
-        <w:t>Technically proficient professional with a background in Electronics and Communication Engineering, specializing in Python, SQL, and data analytics. Proven ability to analyze complex data sets to draw business conclusions and communicate technical concepts effectively, with a strong foundation in AI and digital fraud prevention awareness.</w:t>
+        <w:t>Detail-oriented Engineering graduate with technical competencies in Python, SQL, Excel, and data visualization tools like Tableau. Demonstrates strong technical problem-solving skills, forensic data analysis capability, and awareness of cyber fraud prevention strategies. Seeking to leverage analytical and technical abilities to support business solutions and technical partnerships.</w:t>
       </w:r>
     </w:p>
     <w:p>
@@ -38,7 +38,7 @@
     </w:p>
     <w:p>
       <w:r>
-        <w:t>Python, SQL, Database Design, Query Optimization, Data Visualization, AI Fundamentals</w:t>
+        <w:t>Python, SQL, Tableau, Excel, Data Visualization, Database Design, AI fundamentals, Query Optimization</w:t>
       </w:r>
     </w:p>
     <w:p>
@@ -62,7 +62,7 @@
         <w:pStyle w:val="ListBullet"/>
       </w:pPr>
       <w:r>
-        <w:t>Completed a technical job simulation involving data analysis and forensic technology to support business decision-making.</w:t>
+        <w:t>Executed technical data analysis and forensic technology tasks within a Deloitte job simulation to evaluate complex data scenarios.</w:t>
       </w:r>
     </w:p>
     <w:p>
@@ -70,7 +70,7 @@
         <w:pStyle w:val="ListBullet"/>
       </w:pPr>
       <w:r>
-        <w:t>Developed a data dashboard using Tableau to visualize complex technical insights and trends.</w:t>
+        <w:t>Built interactive data dashboards using Tableau to communicate key analytical findings and business insights.</w:t>
       </w:r>
     </w:p>
     <w:p>
@@ -78,7 +78,7 @@
         <w:pStyle w:val="ListBullet"/>
       </w:pPr>
       <w:r>
-        <w:t>Utilized Excel to classify data and draw actionable business conclusions for forensic technology applications.</w:t>
+        <w:t>Utilized Excel to analyze and classify dataset patterns, drawing actionable conclusions for data-driven decisions.</w:t>
       </w:r>
     </w:p>
     <w:p>
@@ -110,7 +110,7 @@
         <w:pStyle w:val="ListBullet"/>
       </w:pPr>
       <w:r>
-        <w:t>Identified and resolved complex technical issues in SoC designs, ensuring high reliability through rigorous verification strategies.</w:t>
+        <w:t>Identified and resolved complex technical issues in SoC designs using verification strategies to enhance reliability and reduce risk.</w:t>
       </w:r>
     </w:p>
     <w:p>
@@ -118,15 +118,7 @@
         <w:pStyle w:val="ListBullet"/>
       </w:pPr>
       <w:r>
-        <w:t>Led a community initiative on digital fraud prevention, translating technical risks like phishing and cyber scams into actionable safety practices.</w:t>
-      </w:r>
-    </w:p>
-    <w:p>
-      <w:pPr>
-        <w:pStyle w:val="ListBullet"/>
-      </w:pPr>
-      <w:r>
-        <w:t>Implemented verification strategies using industry-standard tools to detect and mitigate technical risks in hardware designs.</w:t>
+        <w:t>Conducted sessions and developed materials addressing cyber fraud, phishing, and online scam prevention to promote secure digital practices.</w:t>
       </w:r>
     </w:p>
     <w:p>

--- a/tailored_resumes/remoteok-1137540.docx
+++ b/tailored_resumes/remoteok-1137540.docx
@@ -25,7 +25,7 @@
     </w:p>
     <w:p>
       <w:r>
-        <w:t>Detail-oriented Engineering graduate with technical competencies in Python, SQL, Excel, and data visualization tools like Tableau. Demonstrates strong technical problem-solving skills, forensic data analysis capability, and awareness of cyber fraud prevention strategies. Seeking to leverage analytical and technical abilities to support business solutions and technical partnerships.</w:t>
+        <w:t>Detail-oriented Electronics and Communication Engineering graduate with a strong foundation in Python, SQL, Excel, and Tableau. Demonstrates analytical problem-solving capabilities through simulated forensic data analysis and community engagement on cyber fraud prevention. Seeking to apply technical expertise, database knowledge, and data visualization skills to support technical account operations and data-driven insights.</w:t>
       </w:r>
     </w:p>
     <w:p>
@@ -38,7 +38,7 @@
     </w:p>
     <w:p>
       <w:r>
-        <w:t>Python, SQL, Tableau, Excel, Data Visualization, Database Design, AI fundamentals, Query Optimization</w:t>
+        <w:t>Python, SQL, Tableau, Excel, Data Visualization, Query Optimization, Database Design, AI fundamentals</w:t>
       </w:r>
     </w:p>
     <w:p>
@@ -62,7 +62,7 @@
         <w:pStyle w:val="ListBullet"/>
       </w:pPr>
       <w:r>
-        <w:t>Executed technical data analysis and forensic technology tasks within a Deloitte job simulation to evaluate complex data scenarios.</w:t>
+        <w:t>Executed data analysis and forensic technology workflows during a simulated project for Deloitte Australia.</w:t>
       </w:r>
     </w:p>
     <w:p>
@@ -70,7 +70,7 @@
         <w:pStyle w:val="ListBullet"/>
       </w:pPr>
       <w:r>
-        <w:t>Built interactive data dashboards using Tableau to communicate key analytical findings and business insights.</w:t>
+        <w:t>Designed and developed a interactive data dashboard using Tableau to visualize core metrics.</w:t>
       </w:r>
     </w:p>
     <w:p>
@@ -78,7 +78,7 @@
         <w:pStyle w:val="ListBullet"/>
       </w:pPr>
       <w:r>
-        <w:t>Utilized Excel to analyze and classify dataset patterns, drawing actionable conclusions for data-driven decisions.</w:t>
+        <w:t>Utilized Excel for data classification and analytical evaluation to draw structured business conclusions.</w:t>
       </w:r>
     </w:p>
     <w:p>
@@ -110,7 +110,7 @@
         <w:pStyle w:val="ListBullet"/>
       </w:pPr>
       <w:r>
-        <w:t>Identified and resolved complex technical issues in SoC designs using verification strategies to enhance reliability and reduce risk.</w:t>
+        <w:t>Pioneered an outreach initiative on digital fraud prevention, educating audiences on phishing, online scams, and secure digital practices.</w:t>
       </w:r>
     </w:p>
     <w:p>
@@ -118,7 +118,15 @@
         <w:pStyle w:val="ListBullet"/>
       </w:pPr>
       <w:r>
-        <w:t>Conducted sessions and developed materials addressing cyber fraud, phishing, and online scam prevention to promote secure digital practices.</w:t>
+        <w:t>Conducted informational sessions and authored materials advocating for safe digital practices and threat awareness.</w:t>
+      </w:r>
+    </w:p>
+    <w:p>
+      <w:pPr>
+        <w:pStyle w:val="ListBullet"/>
+      </w:pPr>
+      <w:r>
+        <w:t>Identified and resolved complex Clock Domain Crossing (CDC) structural issues in SoC designs to enhance overall system reliability.</w:t>
       </w:r>
     </w:p>
     <w:p>

--- a/tailored_resumes/remoteok-1137540.docx
+++ b/tailored_resumes/remoteok-1137540.docx
@@ -25,7 +25,7 @@
     </w:p>
     <w:p>
       <w:r>
-        <w:t>Detail-oriented Electronics and Communication Engineering graduate with a strong foundation in Python, SQL, Excel, and Tableau. Demonstrates analytical problem-solving capabilities through simulated forensic data analysis and community engagement on cyber fraud prevention. Seeking to apply technical expertise, database knowledge, and data visualization skills to support technical account operations and data-driven insights.</w:t>
+        <w:t>Detail-oriented B.Tech graduate in Electronics and Communication Engineering with hands-on experience in technical problem solving, Python, SQL, and data visualization tools like Tableau and Excel. Demonstrates strong technical analytical capabilities and knowledge in digital fraud prevention and AI fundamentals. Seeking to leverage analytical and technical verification skills to support technical accounts and data-driven client solutions.</w:t>
       </w:r>
     </w:p>
     <w:p>
@@ -38,7 +38,7 @@
     </w:p>
     <w:p>
       <w:r>
-        <w:t>Python, SQL, Tableau, Excel, Data Visualization, Query Optimization, Database Design, AI fundamentals</w:t>
+        <w:t>Python, SQL, Tableau, Excel, Data Visualization, Database Design, Query Optimization, AI fundamentals</w:t>
       </w:r>
     </w:p>
     <w:p>
@@ -62,7 +62,7 @@
         <w:pStyle w:val="ListBullet"/>
       </w:pPr>
       <w:r>
-        <w:t>Executed data analysis and forensic technology workflows during a simulated project for Deloitte Australia.</w:t>
+        <w:t>Executed data analysis and forensic technology workflows within a Deloitte job simulation to address complex technical scenarios.</w:t>
       </w:r>
     </w:p>
     <w:p>
@@ -70,7 +70,7 @@
         <w:pStyle w:val="ListBullet"/>
       </w:pPr>
       <w:r>
-        <w:t>Designed and developed a interactive data dashboard using Tableau to visualize core metrics.</w:t>
+        <w:t>Designed and created interactive data dashboards using Tableau to clearly communicate analytical insights.</w:t>
       </w:r>
     </w:p>
     <w:p>
@@ -78,7 +78,7 @@
         <w:pStyle w:val="ListBullet"/>
       </w:pPr>
       <w:r>
-        <w:t>Utilized Excel for data classification and analytical evaluation to draw structured business conclusions.</w:t>
+        <w:t>Utilized Excel to perform data classification and derive actionable business conclusions.</w:t>
       </w:r>
     </w:p>
     <w:p>
@@ -110,7 +110,7 @@
         <w:pStyle w:val="ListBullet"/>
       </w:pPr>
       <w:r>
-        <w:t>Pioneered an outreach initiative on digital fraud prevention, educating audiences on phishing, online scams, and secure digital practices.</w:t>
+        <w:t>Identified and systematically resolved technical Clock Domain Crossing issues in complex SoC designs to improve system reliability.</w:t>
       </w:r>
     </w:p>
     <w:p>
@@ -118,7 +118,7 @@
         <w:pStyle w:val="ListBullet"/>
       </w:pPr>
       <w:r>
-        <w:t>Conducted informational sessions and authored materials advocating for safe digital practices and threat awareness.</w:t>
+        <w:t>Implemented structured verification strategies using industry-standard technical tools to detect and mitigate risks.</w:t>
       </w:r>
     </w:p>
     <w:p>
@@ -126,7 +126,7 @@
         <w:pStyle w:val="ListBullet"/>
       </w:pPr>
       <w:r>
-        <w:t>Identified and resolved complex Clock Domain Crossing (CDC) structural issues in SoC designs to enhance overall system reliability.</w:t>
+        <w:t>Led community outreach initiatives on digital fraud prevention, conducting sessions and preparing materials on phishing and online scam awareness.</w:t>
       </w:r>
     </w:p>
     <w:p>

--- a/tailored_resumes/remoteok-1137540.docx
+++ b/tailored_resumes/remoteok-1137540.docx
@@ -25,7 +25,7 @@
     </w:p>
     <w:p>
       <w:r>
-        <w:t>Detail-oriented B.Tech graduate in Electronics and Communication Engineering with hands-on experience in technical problem solving, Python, SQL, and data visualization tools like Tableau and Excel. Demonstrates strong technical analytical capabilities and knowledge in digital fraud prevention and AI fundamentals. Seeking to leverage analytical and technical verification skills to support technical accounts and data-driven client solutions.</w:t>
+        <w:t>Entry-level B.Tech graduate in Electronics and Communication Engineering with practical background in data analysis, technical verification, and problem-solving. Skilled in Python, SQL, Excel, and data visualization tools like Tableau to evaluate complex datasets and deliver actionable conclusions. Eager to apply analytical capabilities and technical communication skills to support cross-functional technical workflows and customer solutions.</w:t>
       </w:r>
     </w:p>
     <w:p>
@@ -38,7 +38,7 @@
     </w:p>
     <w:p>
       <w:r>
-        <w:t>Python, SQL, Tableau, Excel, Data Visualization, Database Design, Query Optimization, AI fundamentals</w:t>
+        <w:t>Python, SQL, Excel, Tableau, Data Visualization, Database Design</w:t>
       </w:r>
     </w:p>
     <w:p>
@@ -62,7 +62,7 @@
         <w:pStyle w:val="ListBullet"/>
       </w:pPr>
       <w:r>
-        <w:t>Executed data analysis and forensic technology workflows within a Deloitte job simulation to address complex technical scenarios.</w:t>
+        <w:t>Completed a virtual job simulation in data analytics and forensic technology, classifying structured dataset information in Excel to derive business conclusions.</w:t>
       </w:r>
     </w:p>
     <w:p>
@@ -70,7 +70,7 @@
         <w:pStyle w:val="ListBullet"/>
       </w:pPr>
       <w:r>
-        <w:t>Designed and created interactive data dashboards using Tableau to clearly communicate analytical insights.</w:t>
+        <w:t>Designed and created interactive data dashboards using Tableau to effectively communicate insights and analytical findings.</w:t>
       </w:r>
     </w:p>
     <w:p>
@@ -78,7 +78,7 @@
         <w:pStyle w:val="ListBullet"/>
       </w:pPr>
       <w:r>
-        <w:t>Utilized Excel to perform data classification and derive actionable business conclusions.</w:t>
+        <w:t>Utilized analytical methods and data visualization tools to support technical decision-making and pattern analysis.</w:t>
       </w:r>
     </w:p>
     <w:p>
@@ -110,7 +110,7 @@
         <w:pStyle w:val="ListBullet"/>
       </w:pPr>
       <w:r>
-        <w:t>Identified and systematically resolved technical Clock Domain Crossing issues in complex SoC designs to improve system reliability.</w:t>
+        <w:t>Identified and resolved complex technical issues in SoC designs, implementing verification strategies to detect metastability risks and enhance reliability.</w:t>
       </w:r>
     </w:p>
     <w:p>
@@ -118,15 +118,7 @@
         <w:pStyle w:val="ListBullet"/>
       </w:pPr>
       <w:r>
-        <w:t>Implemented structured verification strategies using industry-standard technical tools to detect and mitigate risks.</w:t>
-      </w:r>
-    </w:p>
-    <w:p>
-      <w:pPr>
-        <w:pStyle w:val="ListBullet"/>
-      </w:pPr>
-      <w:r>
-        <w:t>Led community outreach initiatives on digital fraud prevention, conducting sessions and preparing materials on phishing and online scam awareness.</w:t>
+        <w:t>Conducted community sessions and generated educational content regarding digital fraud prevention, online scams, and phishing awareness.</w:t>
       </w:r>
     </w:p>
     <w:p>
